--- a/resources/templates/PDOS.docx
+++ b/resources/templates/PDOS.docx
@@ -26,10 +26,10 @@
               <wp:anchor distT="0" distB="0" distL="0" distR="0" simplePos="0" relativeHeight="251659264" behindDoc="1" locked="0" layoutInCell="1" allowOverlap="1">
                 <wp:simplePos x="0" y="0"/>
                 <wp:positionH relativeFrom="page">
-                  <wp:posOffset>-55880</wp:posOffset>
+                  <wp:posOffset>-69215</wp:posOffset>
                 </wp:positionH>
                 <wp:positionV relativeFrom="page">
-                  <wp:posOffset>155575</wp:posOffset>
+                  <wp:posOffset>101600</wp:posOffset>
                 </wp:positionV>
                 <wp:extent cx="7666355" cy="10676890"/>
                 <wp:effectExtent l="0" t="0" r="29845" b="16510"/>
@@ -5368,7 +5368,7 @@
           </mc:Choice>
           <mc:Fallback>
             <w:pict>
-              <v:group id="_x0000_s1026" o:spid="_x0000_s1026" o:spt="203" style="position:absolute;left:0pt;margin-left:-4.4pt;margin-top:12.25pt;height:840.7pt;width:603.65pt;mso-position-horizontal-relative:page;mso-position-vertical-relative:page;z-index:-251657216;mso-width-relative:page;mso-height-relative:page;" coordorigin="9525,9525" coordsize="7666541,10676858" o:gfxdata="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">
+              <v:group id="_x0000_s1026" o:spid="_x0000_s1026" o:spt="203" style="position:absolute;left:0pt;margin-left:-5.45pt;margin-top:8pt;height:840.7pt;width:603.65pt;mso-position-horizontal-relative:page;mso-position-vertical-relative:page;z-index:-251657216;mso-width-relative:page;mso-height-relative:page;" coordorigin="9525,9525" coordsize="7666541,10676858" o:gfxdata="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">
                 <o:lock v:ext="edit" aspectratio="f"/>
                 <v:shape id="Image 3009" o:spid="_x0000_s1026" o:spt="75" type="#_x0000_t75" style="position:absolute;left:5382390;top:9507827;height:676273;width:325128;" filled="f" o:preferrelative="t" stroked="f" coordsize="21600,21600" o:gfxdata="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">
                   <v:fill on="f" focussize="0,0"/>
@@ -6444,15 +6444,18 @@
         </w:rPr>
         <w:tab/>
       </w:r>
+      <w:bookmarkStart w:id="0" w:name="_GoBack"/>
       <w:r>
         <w:rPr>
           <w:rFonts w:hint="default"/>
           <w:b/>
-          <w:sz w:val="28"/>
+          <w:sz w:val="24"/>
+          <w:szCs w:val="21"/>
           <w:lang w:val="en-US"/>
         </w:rPr>
         <w:t>{{APPLICANT_NAME_TOP}}</w:t>
       </w:r>
+      <w:bookmarkEnd w:id="0"/>
     </w:p>
     <w:p>
       <w:pPr>
@@ -6466,70 +6469,81 @@
         <w:rPr>
           <w:rFonts w:hint="default"/>
           <w:b/>
+          <w:sz w:val="24"/>
+          <w:szCs w:val="21"/>
+          <w:lang w:val="en-US"/>
+        </w:rPr>
+      </w:pPr>
+      <w:r>
+        <w:rPr>
+          <w:sz w:val="28"/>
+        </w:rPr>
+        <w:t>Skill</w:t>
+      </w:r>
+      <w:r>
+        <w:rPr>
+          <w:spacing w:val="-1"/>
+          <w:sz w:val="28"/>
+        </w:rPr>
+        <w:t xml:space="preserve"> </w:t>
+      </w:r>
+      <w:r>
+        <w:rPr>
+          <w:sz w:val="28"/>
+        </w:rPr>
+        <w:t>/</w:t>
+      </w:r>
+      <w:r>
+        <w:rPr>
+          <w:spacing w:val="1"/>
+          <w:sz w:val="28"/>
+        </w:rPr>
+        <w:t xml:space="preserve"> </w:t>
+      </w:r>
+      <w:r>
+        <w:rPr>
+          <w:spacing w:val="-2"/>
+          <w:sz w:val="28"/>
+        </w:rPr>
+        <w:t>Occupation</w:t>
+      </w:r>
+      <w:r>
+        <w:rPr>
+          <w:sz w:val="28"/>
+        </w:rPr>
+        <w:tab/>
+      </w:r>
+      <w:r>
+        <w:rPr>
+          <w:spacing w:val="-10"/>
+          <w:sz w:val="28"/>
+        </w:rPr>
+        <w:t>:</w:t>
+      </w:r>
+      <w:r>
+        <w:rPr>
+          <w:sz w:val="28"/>
+        </w:rPr>
+        <w:tab/>
+      </w:r>
+      <w:r>
+        <w:rPr>
+          <w:rFonts w:hint="default"/>
+          <w:b/>
           <w:sz w:val="28"/>
           <w:lang w:val="en-US"/>
         </w:rPr>
-      </w:pPr>
-      <w:r>
-        <w:rPr>
-          <w:sz w:val="28"/>
-        </w:rPr>
-        <w:t>Skill</w:t>
-      </w:r>
-      <w:r>
-        <w:rPr>
-          <w:spacing w:val="-1"/>
-          <w:sz w:val="28"/>
-        </w:rPr>
-        <w:t xml:space="preserve"> </w:t>
-      </w:r>
-      <w:r>
-        <w:rPr>
-          <w:sz w:val="28"/>
-        </w:rPr>
-        <w:t>/</w:t>
-      </w:r>
-      <w:r>
-        <w:rPr>
-          <w:spacing w:val="1"/>
-          <w:sz w:val="28"/>
-        </w:rPr>
-        <w:t xml:space="preserve"> </w:t>
-      </w:r>
-      <w:r>
-        <w:rPr>
-          <w:spacing w:val="-2"/>
-          <w:sz w:val="28"/>
-        </w:rPr>
-        <w:t>Occupation</w:t>
-      </w:r>
-      <w:r>
-        <w:rPr>
-          <w:sz w:val="28"/>
-        </w:rPr>
-        <w:tab/>
-      </w:r>
-      <w:r>
-        <w:rPr>
-          <w:spacing w:val="-10"/>
-          <w:sz w:val="28"/>
-        </w:rPr>
-        <w:t>:</w:t>
-      </w:r>
-      <w:r>
-        <w:rPr>
-          <w:sz w:val="28"/>
-        </w:rPr>
-        <w:tab/>
+        <w:t>{</w:t>
       </w:r>
       <w:r>
         <w:rPr>
           <w:rFonts w:hint="default"/>
           <w:b/>
-          <w:sz w:val="28"/>
+          <w:sz w:val="24"/>
+          <w:szCs w:val="21"/>
           <w:lang w:val="en-US"/>
         </w:rPr>
-        <w:t>{{COMPANY_CATEGORY_TOP}]</w:t>
+        <w:t>{COMPANY_CATEGORY_TOP}]</w:t>
       </w:r>
     </w:p>
     <w:p>
@@ -6586,6 +6600,8 @@
           <w:rFonts w:hint="default"/>
           <w:b/>
           <w:spacing w:val="-4"/>
+          <w:sz w:val="24"/>
+          <w:szCs w:val="24"/>
           <w:lang w:val="en-US"/>
         </w:rPr>
         <w:t>{{COUNTRY</w:t>
@@ -6594,7 +6610,8 @@
         <w:rPr>
           <w:rFonts w:hint="default"/>
           <w:b/>
-          <w:sz w:val="28"/>
+          <w:sz w:val="24"/>
+          <w:szCs w:val="24"/>
           <w:lang w:val="en-US"/>
         </w:rPr>
         <w:t>_TOP</w:t>
@@ -6604,6 +6621,8 @@
           <w:rFonts w:hint="default"/>
           <w:b/>
           <w:spacing w:val="-4"/>
+          <w:sz w:val="24"/>
+          <w:szCs w:val="24"/>
           <w:lang w:val="en-US"/>
         </w:rPr>
         <w:t>}}</w:t>
@@ -6620,7 +6639,8 @@
         <w:jc w:val="left"/>
         <w:rPr>
           <w:b/>
-          <w:sz w:val="28"/>
+          <w:sz w:val="24"/>
+          <w:szCs w:val="21"/>
         </w:rPr>
       </w:pPr>
       <w:r>
@@ -6679,7 +6699,8 @@
         <w:rPr>
           <w:b/>
           <w:spacing w:val="-2"/>
-          <w:sz w:val="28"/>
+          <w:sz w:val="24"/>
+          <w:szCs w:val="21"/>
         </w:rPr>
         <w:t>TRICASTLE</w:t>
       </w:r>
@@ -6687,7 +6708,8 @@
         <w:rPr>
           <w:b/>
           <w:spacing w:val="3"/>
-          <w:sz w:val="28"/>
+          <w:sz w:val="24"/>
+          <w:szCs w:val="21"/>
         </w:rPr>
         <w:t xml:space="preserve"> </w:t>
       </w:r>
@@ -6695,7 +6717,8 @@
         <w:rPr>
           <w:b/>
           <w:spacing w:val="-2"/>
-          <w:sz w:val="28"/>
+          <w:sz w:val="24"/>
+          <w:szCs w:val="21"/>
         </w:rPr>
         <w:t>INTERNATIONAL</w:t>
       </w:r>
@@ -6703,7 +6726,8 @@
         <w:rPr>
           <w:b/>
           <w:spacing w:val="5"/>
-          <w:sz w:val="28"/>
+          <w:sz w:val="24"/>
+          <w:szCs w:val="21"/>
         </w:rPr>
         <w:t xml:space="preserve"> </w:t>
       </w:r>
@@ -6711,7 +6735,8 @@
         <w:rPr>
           <w:b/>
           <w:spacing w:val="-4"/>
-          <w:sz w:val="28"/>
+          <w:sz w:val="24"/>
+          <w:szCs w:val="21"/>
         </w:rPr>
         <w:t>INC.</w:t>
       </w:r>
@@ -6776,7 +6801,8 @@
           <w:rFonts w:hint="default"/>
           <w:b/>
           <w:spacing w:val="-2"/>
-          <w:sz w:val="28"/>
+          <w:sz w:val="24"/>
+          <w:szCs w:val="21"/>
           <w:lang w:val="en-US"/>
         </w:rPr>
         <w:t>{{COMPANY</w:t>
@@ -6785,7 +6811,8 @@
         <w:rPr>
           <w:rFonts w:hint="default"/>
           <w:b/>
-          <w:sz w:val="28"/>
+          <w:sz w:val="24"/>
+          <w:szCs w:val="21"/>
           <w:lang w:val="en-US"/>
         </w:rPr>
         <w:t>_TOP</w:t>
@@ -6795,7 +6822,8 @@
           <w:rFonts w:hint="default"/>
           <w:b/>
           <w:spacing w:val="-2"/>
-          <w:sz w:val="28"/>
+          <w:sz w:val="24"/>
+          <w:szCs w:val="21"/>
           <w:lang w:val="en-US"/>
         </w:rPr>
         <w:t>}}</w:t>
@@ -6860,32 +6888,16 @@
       </w:r>
       <w:r>
         <w:rPr>
-          <w:rFonts w:hint="default"/>
-          <w:b/>
-          <w:spacing w:val="-6"/>
-          <w:sz w:val="28"/>
-          <w:lang w:val="en-US"/>
-        </w:rPr>
-        <w:t>{{COMPANY_EMPLOYER</w:t>
-      </w:r>
-      <w:r>
-        <w:rPr>
-          <w:rFonts w:hint="default"/>
-          <w:b/>
-          <w:sz w:val="28"/>
-          <w:lang w:val="en-US"/>
-        </w:rPr>
-        <w:t>_TOP</w:t>
-      </w:r>
-      <w:r>
-        <w:rPr>
-          <w:rFonts w:hint="default"/>
-          <w:b/>
-          <w:spacing w:val="-6"/>
-          <w:sz w:val="28"/>
-          <w:lang w:val="en-US"/>
-        </w:rPr>
-        <w:t>}}</w:t>
+          <w:rFonts w:ascii="TimesNewRomanPS-BoldMT" w:hAnsi="TimesNewRomanPS-BoldMT" w:eastAsia="TimesNewRomanPS-BoldMT" w:cs="TimesNewRomanPS-BoldMT"/>
+          <w:b/>
+          <w:bCs/>
+          <w:color w:val="000000"/>
+          <w:kern w:val="0"/>
+          <w:sz w:val="24"/>
+          <w:szCs w:val="24"/>
+          <w:lang w:val="en-US" w:eastAsia="zh-CN" w:bidi="ar"/>
+        </w:rPr>
+        <w:t>MULTI CONTRACTORS COOPERATIVE</w:t>
       </w:r>
     </w:p>
     <w:p>
@@ -7034,8 +7046,6 @@
         </w:rPr>
         <w:t>{{CERT_NO}}</w:t>
       </w:r>
-      <w:bookmarkStart w:id="0" w:name="_GoBack"/>
-      <w:bookmarkEnd w:id="0"/>
       <w:r>
         <w:rPr>
           <w:b/>
@@ -7693,7 +7703,8 @@
         <w:rPr>
           <w:rFonts w:hint="default"/>
           <w:b/>
-          <w:sz w:val="28"/>
+          <w:sz w:val="24"/>
+          <w:szCs w:val="21"/>
           <w:lang w:val="en-US"/>
         </w:rPr>
         <w:t>{{APPLICANT_NAME_BOTTOM}}</w:t>
@@ -7771,10 +7782,11 @@
         <w:rPr>
           <w:rFonts w:hint="default"/>
           <w:b/>
-          <w:sz w:val="28"/>
+          <w:sz w:val="24"/>
+          <w:szCs w:val="21"/>
           <w:lang w:val="en-US"/>
         </w:rPr>
-        <w:t>{{COMPANY_CATEGORY_BOTTOM}]</w:t>
+        <w:t>{{COMPANY_CATEGORY_BOTTOM}}</w:t>
       </w:r>
     </w:p>
     <w:p>
@@ -7831,6 +7843,8 @@
           <w:rFonts w:hint="default"/>
           <w:b/>
           <w:spacing w:val="-4"/>
+          <w:sz w:val="24"/>
+          <w:szCs w:val="24"/>
           <w:lang w:val="en-US"/>
         </w:rPr>
         <w:t>{{COUNTRY</w:t>
@@ -7839,7 +7853,8 @@
         <w:rPr>
           <w:rFonts w:hint="default"/>
           <w:b/>
-          <w:sz w:val="28"/>
+          <w:sz w:val="24"/>
+          <w:szCs w:val="24"/>
           <w:lang w:val="en-US"/>
         </w:rPr>
         <w:t>_BOTTOM</w:t>
@@ -7849,6 +7864,8 @@
           <w:rFonts w:hint="default"/>
           <w:b/>
           <w:spacing w:val="-4"/>
+          <w:sz w:val="24"/>
+          <w:szCs w:val="24"/>
           <w:lang w:val="en-US"/>
         </w:rPr>
         <w:t>}}</w:t>
@@ -7924,7 +7941,8 @@
         <w:rPr>
           <w:b/>
           <w:spacing w:val="-2"/>
-          <w:sz w:val="28"/>
+          <w:sz w:val="24"/>
+          <w:szCs w:val="21"/>
         </w:rPr>
         <w:t>TRICASTLE</w:t>
       </w:r>
@@ -7932,7 +7950,8 @@
         <w:rPr>
           <w:b/>
           <w:spacing w:val="3"/>
-          <w:sz w:val="28"/>
+          <w:sz w:val="24"/>
+          <w:szCs w:val="21"/>
         </w:rPr>
         <w:t xml:space="preserve"> </w:t>
       </w:r>
@@ -7940,7 +7959,8 @@
         <w:rPr>
           <w:b/>
           <w:spacing w:val="-2"/>
-          <w:sz w:val="28"/>
+          <w:sz w:val="24"/>
+          <w:szCs w:val="21"/>
         </w:rPr>
         <w:t>INTERNATIONAL</w:t>
       </w:r>
@@ -7948,7 +7968,8 @@
         <w:rPr>
           <w:b/>
           <w:spacing w:val="5"/>
-          <w:sz w:val="28"/>
+          <w:sz w:val="24"/>
+          <w:szCs w:val="21"/>
         </w:rPr>
         <w:t xml:space="preserve"> </w:t>
       </w:r>
@@ -7956,7 +7977,8 @@
         <w:rPr>
           <w:b/>
           <w:spacing w:val="-4"/>
-          <w:sz w:val="28"/>
+          <w:sz w:val="24"/>
+          <w:szCs w:val="21"/>
         </w:rPr>
         <w:t>INC.</w:t>
       </w:r>
@@ -8021,116 +8043,114 @@
           <w:rFonts w:hint="default"/>
           <w:b/>
           <w:spacing w:val="-2"/>
+          <w:sz w:val="24"/>
+          <w:szCs w:val="21"/>
+          <w:lang w:val="en-US"/>
+        </w:rPr>
+        <w:t>{{COMPANY</w:t>
+      </w:r>
+      <w:r>
+        <w:rPr>
+          <w:rFonts w:hint="default"/>
+          <w:b/>
+          <w:sz w:val="24"/>
+          <w:szCs w:val="21"/>
+          <w:lang w:val="en-US"/>
+        </w:rPr>
+        <w:t>_BOTTOM</w:t>
+      </w:r>
+      <w:r>
+        <w:rPr>
+          <w:rFonts w:hint="default"/>
+          <w:b/>
+          <w:spacing w:val="-2"/>
+          <w:sz w:val="24"/>
+          <w:szCs w:val="21"/>
+          <w:lang w:val="en-US"/>
+        </w:rPr>
+        <w:t>}}</w:t>
+      </w:r>
+    </w:p>
+    <w:p>
+      <w:pPr>
+        <w:keepNext w:val="0"/>
+        <w:keepLines w:val="0"/>
+        <w:widowControl/>
+        <w:suppressLineNumbers w:val="0"/>
+        <w:jc w:val="left"/>
+      </w:pPr>
+      <w:r>
+        <w:rPr>
           <w:sz w:val="28"/>
-          <w:lang w:val="en-US"/>
-        </w:rPr>
-        <w:t>{{COMPANY</w:t>
+        </w:rPr>
+        <w:t>Foreign</w:t>
+      </w:r>
+      <w:r>
+        <w:rPr>
+          <w:spacing w:val="53"/>
+          <w:sz w:val="28"/>
+        </w:rPr>
+        <w:t xml:space="preserve"> </w:t>
+      </w:r>
+      <w:r>
+        <w:rPr>
+          <w:spacing w:val="-2"/>
+          <w:sz w:val="28"/>
+        </w:rPr>
+        <w:t>Principal</w:t>
       </w:r>
       <w:r>
         <w:rPr>
           <w:rFonts w:hint="default"/>
-          <w:b/>
-          <w:sz w:val="28"/>
-          <w:lang w:val="en-US"/>
-        </w:rPr>
-        <w:t>_BOTTOM</w:t>
-      </w:r>
-      <w:r>
-        <w:rPr>
-          <w:rFonts w:hint="default"/>
-          <w:b/>
           <w:spacing w:val="-2"/>
           <w:sz w:val="28"/>
           <w:lang w:val="en-US"/>
         </w:rPr>
-        <w:t>}}</w:t>
-      </w:r>
-    </w:p>
-    <w:p>
-      <w:pPr>
-        <w:tabs>
-          <w:tab w:val="left" w:pos="3657"/>
-          <w:tab w:val="left" w:pos="4243"/>
-        </w:tabs>
-        <w:spacing w:before="70"/>
-        <w:ind w:left="57" w:right="0" w:firstLine="0"/>
-        <w:jc w:val="left"/>
+        <w:t xml:space="preserve">            </w:t>
+      </w:r>
+      <w:r>
+        <w:rPr>
+          <w:sz w:val="28"/>
+        </w:rPr>
+        <w:tab/>
+      </w:r>
+      <w:r>
         <w:rPr>
           <w:rFonts w:hint="default"/>
+          <w:sz w:val="24"/>
+          <w:szCs w:val="18"/>
+          <w:lang w:val="en-US"/>
+        </w:rPr>
+        <w:t xml:space="preserve"> </w:t>
+      </w:r>
+      <w:r>
+        <w:rPr>
+          <w:b/>
+          <w:spacing w:val="-10"/>
+          <w:sz w:val="24"/>
+          <w:szCs w:val="18"/>
+        </w:rPr>
+        <w:t>:</w:t>
+      </w:r>
+      <w:r>
+        <w:rPr>
           <w:b/>
           <w:sz w:val="28"/>
-          <w:lang w:val="en-US"/>
-        </w:rPr>
-      </w:pPr>
-      <w:r>
-        <w:rPr>
-          <w:sz w:val="28"/>
-        </w:rPr>
-        <w:t>Foreign</w:t>
-      </w:r>
-      <w:r>
-        <w:rPr>
-          <w:spacing w:val="53"/>
-          <w:sz w:val="28"/>
-        </w:rPr>
-        <w:t xml:space="preserve"> </w:t>
-      </w:r>
-      <w:r>
-        <w:rPr>
-          <w:spacing w:val="-2"/>
-          <w:sz w:val="28"/>
-        </w:rPr>
-        <w:t>Principal</w:t>
-      </w:r>
-      <w:r>
-        <w:rPr>
-          <w:sz w:val="28"/>
         </w:rPr>
         <w:tab/>
       </w:r>
       <w:r>
         <w:rPr>
-          <w:b/>
-          <w:spacing w:val="-10"/>
-          <w:sz w:val="28"/>
-        </w:rPr>
-        <w:t>:</w:t>
-      </w:r>
-      <w:r>
-        <w:rPr>
-          <w:b/>
-          <w:sz w:val="28"/>
-        </w:rPr>
-        <w:tab/>
-      </w:r>
-      <w:r>
-        <w:rPr>
-          <w:rFonts w:hint="default"/>
-          <w:b/>
-          <w:spacing w:val="-6"/>
-          <w:sz w:val="28"/>
-          <w:lang w:val="en-US"/>
-        </w:rPr>
-        <w:t>{{COMPANY_EMPLOYER</w:t>
-      </w:r>
-      <w:r>
-        <w:rPr>
-          <w:rFonts w:hint="default"/>
-          <w:b/>
-          <w:sz w:val="28"/>
-          <w:lang w:val="en-US"/>
-        </w:rPr>
-        <w:t>_BOTTOM</w:t>
-      </w:r>
-      <w:r>
-        <w:rPr>
-          <w:rFonts w:hint="default"/>
-          <w:b/>
-          <w:spacing w:val="-6"/>
-          <w:sz w:val="28"/>
-          <w:lang w:val="en-US"/>
-        </w:rPr>
-        <w:t>}}</w:t>
+          <w:rFonts w:ascii="TimesNewRomanPS-BoldMT" w:hAnsi="TimesNewRomanPS-BoldMT" w:eastAsia="TimesNewRomanPS-BoldMT" w:cs="TimesNewRomanPS-BoldMT"/>
+          <w:b/>
+          <w:bCs/>
+          <w:color w:val="000000"/>
+          <w:kern w:val="0"/>
+          <w:sz w:val="24"/>
+          <w:szCs w:val="24"/>
+          <w:lang w:val="en-US" w:eastAsia="zh-CN" w:bidi="ar"/>
+        </w:rPr>
+        <w:t>MULTI CONTRACTORS COOPERATIVE</w:t>
       </w:r>
     </w:p>
     <w:p>
@@ -8503,7 +8523,7 @@
   <w:docDefaults>
     <w:rPrDefault>
       <w:rPr>
-        <w:rFonts w:asciiTheme="minorHAnsi" w:hAnsiTheme="minorHAnsi" w:eastAsiaTheme="minorHAnsi" w:cstheme="minorBidi"/>
+        <w:rFonts w:ascii="Times New Roman" w:hAnsi="Times New Roman" w:eastAsia="SimSun" w:cs="Times New Roman"/>
       </w:rPr>
     </w:rPrDefault>
     <w:pPrDefault/>

--- a/resources/templates/PDOS.docx
+++ b/resources/templates/PDOS.docx
@@ -82,7 +82,7 @@
                         </pic:blipFill>
                         <pic:spPr>
                           <a:xfrm>
-                            <a:off x="1909491" y="9689436"/>
+                            <a:off x="1909491" y="9655146"/>
                             <a:ext cx="606440" cy="391159"/>
                           </a:xfrm>
                           <a:prstGeom prst="rect">
@@ -158,8 +158,8 @@
                         <wps:cNvSpPr/>
                         <wps:spPr>
                           <a:xfrm>
-                            <a:off x="1108252" y="10081717"/>
-                            <a:ext cx="5657850" cy="1270"/>
+                            <a:off x="1108102" y="9956135"/>
+                            <a:ext cx="5657987" cy="1270"/>
                           </a:xfrm>
                           <a:custGeom>
                             <a:avLst/>
@@ -5368,7 +5368,7 @@
           </mc:Choice>
           <mc:Fallback>
             <w:pict>
-              <v:group id="_x0000_s1026" o:spid="_x0000_s1026" o:spt="203" style="position:absolute;left:0pt;margin-left:-5.45pt;margin-top:8pt;height:840.7pt;width:603.65pt;mso-position-horizontal-relative:page;mso-position-vertical-relative:page;z-index:-251657216;mso-width-relative:page;mso-height-relative:page;" coordorigin="9525,9525" coordsize="7666541,10676858" o:gfxdata="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">
+              <v:group id="_x0000_s1026" o:spid="_x0000_s1026" o:spt="203" style="position:absolute;left:0pt;margin-left:-5.45pt;margin-top:8pt;height:840.7pt;width:603.65pt;mso-position-horizontal-relative:page;mso-position-vertical-relative:page;z-index:-251657216;mso-width-relative:page;mso-height-relative:page;" coordorigin="9525,9525" coordsize="7666541,10676858" o:gfxdata="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">
                 <o:lock v:ext="edit" aspectratio="f"/>
                 <v:shape id="Image 3009" o:spid="_x0000_s1026" o:spt="75" type="#_x0000_t75" style="position:absolute;left:5382390;top:9507827;height:676273;width:325128;" filled="f" o:preferrelative="t" stroked="f" coordsize="21600,21600" o:gfxdata="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">
                   <v:fill on="f" focussize="0,0"/>
@@ -5376,7 +5376,7 @@
                   <v:imagedata r:id="rId6" o:title=""/>
                   <o:lock v:ext="edit" aspectratio="f"/>
                 </v:shape>
-                <v:shape id="Image 3010" o:spid="_x0000_s1026" o:spt="75" type="#_x0000_t75" style="position:absolute;left:1909491;top:9689436;height:391159;width:606440;" filled="f" o:preferrelative="t" stroked="f" coordsize="21600,21600" o:gfxdata="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">
+                <v:shape id="Image 3010" o:spid="_x0000_s1026" o:spt="75" type="#_x0000_t75" style="position:absolute;left:1909491;top:9655146;height:391159;width:606440;" filled="f" o:preferrelative="t" stroked="f" coordsize="21600,21600" o:gfxdata="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">
                   <v:fill on="f" focussize="0,0"/>
                   <v:stroke on="f"/>
                   <v:imagedata r:id="rId7" o:title=""/>
@@ -5395,7 +5395,7 @@
                   <o:lock v:ext="edit" aspectratio="f"/>
                   <v:textbox inset="0mm,0mm,0mm,0mm"/>
                 </v:shape>
-                <v:shape id="Graphic 3013" o:spid="_x0000_s1026" o:spt="100" style="position:absolute;left:1108252;top:10081717;height:1270;width:5657850;" filled="f" stroked="t" coordsize="5657850,1" o:gfxdata="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" path="m0,0l2514549,0em3143199,0l5657799,0e">
+                <v:shape id="Graphic 3013" o:spid="_x0000_s1026" o:spt="100" style="position:absolute;left:1108102;top:9956135;height:1270;width:5657987;" filled="f" stroked="t" coordsize="5657850,1" o:gfxdata="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" path="m0,0l2514549,0em3143199,0l5657799,0e">
                   <v:fill on="f" focussize="0,0"/>
                   <v:stroke color="#000000" joinstyle="round"/>
                   <v:imagedata o:title=""/>
@@ -6444,7 +6444,6 @@
         </w:rPr>
         <w:tab/>
       </w:r>
-      <w:bookmarkStart w:id="0" w:name="_GoBack"/>
       <w:r>
         <w:rPr>
           <w:rFonts w:hint="default"/>
@@ -6455,7 +6454,6 @@
         </w:rPr>
         <w:t>{{APPLICANT_NAME_TOP}}</w:t>
       </w:r>
-      <w:bookmarkEnd w:id="0"/>
     </w:p>
     <w:p>
       <w:pPr>
@@ -7525,6 +7523,7 @@
         <w:jc w:val="left"/>
         <w:rPr>
           <w:b/>
+          <w:spacing w:val="-10"/>
           <w:sz w:val="22"/>
         </w:rPr>
       </w:pPr>
@@ -7561,9 +7560,12 @@
     </w:p>
     <w:p>
       <w:pPr>
-        <w:spacing w:before="31" w:line="240" w:lineRule="auto"/>
-        <w:rPr>
-          <w:b/>
+        <w:spacing w:before="0" w:line="268" w:lineRule="exact"/>
+        <w:ind w:left="3988" w:right="0" w:firstLine="0"/>
+        <w:jc w:val="left"/>
+        <w:rPr>
+          <w:b/>
+          <w:spacing w:val="-10"/>
           <w:sz w:val="22"/>
         </w:rPr>
       </w:pPr>
@@ -8161,6 +8163,8 @@
           <w:sz w:val="28"/>
         </w:rPr>
       </w:pPr>
+      <w:bookmarkStart w:id="0" w:name="_GoBack"/>
+      <w:bookmarkEnd w:id="0"/>
     </w:p>
     <w:p>
       <w:pPr>
@@ -8328,6 +8332,20 @@
           <w:sz w:val="22"/>
         </w:rPr>
       </w:pPr>
+    </w:p>
+    <w:p>
+      <w:pPr>
+        <w:tabs>
+          <w:tab w:val="left" w:pos="6665"/>
+        </w:tabs>
+        <w:spacing w:before="1" w:line="268" w:lineRule="exact"/>
+        <w:ind w:right="0" w:firstLine="1101" w:firstLineChars="500"/>
+        <w:jc w:val="left"/>
+        <w:rPr>
+          <w:b/>
+          <w:sz w:val="22"/>
+        </w:rPr>
+      </w:pPr>
       <w:r>
         <w:rPr>
           <w:b/>
@@ -8387,8 +8405,8 @@
           <w:tab w:val="left" w:pos="4695"/>
         </w:tabs>
         <w:spacing w:before="0" w:line="268" w:lineRule="exact"/>
-        <w:ind w:left="155" w:right="0" w:firstLine="0"/>
-        <w:jc w:val="center"/>
+        <w:ind w:right="0" w:firstLine="1540" w:firstLineChars="700"/>
+        <w:jc w:val="both"/>
         <w:rPr>
           <w:rFonts w:ascii="Times New Roman"/>
           <w:sz w:val="22"/>
@@ -8419,6 +8437,14 @@
           <w:sz w:val="22"/>
         </w:rPr>
         <w:tab/>
+      </w:r>
+      <w:r>
+        <w:rPr>
+          <w:rFonts w:hint="default"/>
+          <w:sz w:val="22"/>
+          <w:lang w:val="en-US"/>
+        </w:rPr>
+        <w:t xml:space="preserve">                          </w:t>
       </w:r>
       <w:r>
         <w:rPr>
